--- a/docs/huong-dan/nhap-lieu-don-vi-thanh-vien-phan-2/Huong-dan-nhap-lieu-don-vi-thanh-vien-phan-2.docx
+++ b/docs/huong-dan/nhap-lieu-don-vi-thanh-vien-phan-2/Huong-dan-nhap-lieu-don-vi-thanh-vien-phan-2.docx
@@ -2287,7 +2287,7 @@
         <w:pageBreakBefore/>
       </w:pPr>
       <w:r>
-        <w:t xml:space="preserve">11. Sửa nguồn lần giao đã nhập — mở lần giao (đến hết 08/10/2026)</w:t>
+        <w:t xml:space="preserve">11. Sửa nguồn lần giao đã nhập — mở lần giao (đến hết 12/10/2026)</w:t>
       </w:r>
     </w:p>
     <w:p>
@@ -2535,7 +2535,7 @@
           <w:b/>
           <w:bCs/>
         </w:rPr>
-        <w:t xml:space="preserve">08/10/2026</w:t>
+        <w:t xml:space="preserve">12/10/2026</w:t>
       </w:r>
       <w:r>
         <w:t xml:space="preserve">. Sau đó, lần giao đã khoá phải gửi </w:t>
